--- a/backend/src/main/resources/模板.docx
+++ b/backend/src/main/resources/模板.docx
@@ -334,12 +334,30 @@
       <w:proofErr w:type="spellStart"/>
       <w:r>
         <w:rPr>
+          <w:rFonts w:asciiTheme="minorEastAsia" w:eastAsiaTheme="minorEastAsia" w:hAnsiTheme="minorEastAsia"/>
+          <w:sz w:val="28"/>
+          <w:szCs w:val="28"/>
+          <w:u w:val="single"/>
+        </w:rPr>
+        <w:t>studentName</w:t>
+      </w:r>
+      <w:proofErr w:type="spellEnd"/>
+      <w:r>
+        <w:rPr>
           <w:rFonts w:asciiTheme="minorEastAsia" w:eastAsiaTheme="minorEastAsia" w:hAnsiTheme="minorEastAsia" w:hint="eastAsia"/>
           <w:sz w:val="28"/>
           <w:szCs w:val="28"/>
           <w:u w:val="single"/>
         </w:rPr>
-        <w:t>s</w:t>
+        <w:t>}}</w:t>
+      </w:r>
+      <w:r>
+        <w:rPr>
+          <w:rFonts w:asciiTheme="minorEastAsia" w:eastAsiaTheme="minorEastAsia" w:hAnsiTheme="minorEastAsia" w:hint="eastAsia"/>
+          <w:sz w:val="28"/>
+          <w:szCs w:val="28"/>
+        </w:rPr>
+        <w:t xml:space="preserve"> </w:t>
       </w:r>
       <w:r>
         <w:rPr>
@@ -348,7 +366,7 @@
           <w:szCs w:val="28"/>
           <w:u w:val="single"/>
         </w:rPr>
-        <w:t>tudent_</w:t>
+        <w:t>学号：</w:t>
       </w:r>
       <w:r>
         <w:rPr>
@@ -357,7 +375,17 @@
           <w:szCs w:val="28"/>
           <w:u w:val="single"/>
         </w:rPr>
-        <w:t>name</w:t>
+        <w:t>{{</w:t>
+      </w:r>
+      <w:proofErr w:type="spellStart"/>
+      <w:r>
+        <w:rPr>
+          <w:rFonts w:asciiTheme="minorEastAsia" w:eastAsiaTheme="minorEastAsia" w:hAnsiTheme="minorEastAsia"/>
+          <w:sz w:val="28"/>
+          <w:szCs w:val="28"/>
+          <w:u w:val="single"/>
+        </w:rPr>
+        <w:t>studentNumber</w:t>
       </w:r>
       <w:proofErr w:type="spellEnd"/>
       <w:r>
@@ -384,7 +412,7 @@
           <w:szCs w:val="28"/>
           <w:u w:val="single"/>
         </w:rPr>
-        <w:t>学号：</w:t>
+        <w:t>校外实习实践单位名称：</w:t>
       </w:r>
       <w:r>
         <w:rPr>
@@ -398,67 +426,12 @@
       <w:proofErr w:type="spellStart"/>
       <w:r>
         <w:rPr>
-          <w:rFonts w:asciiTheme="minorEastAsia" w:eastAsiaTheme="minorEastAsia" w:hAnsiTheme="minorEastAsia" w:hint="eastAsia"/>
-          <w:sz w:val="28"/>
-          <w:szCs w:val="28"/>
-          <w:u w:val="single"/>
-        </w:rPr>
-        <w:t>s</w:t>
-      </w:r>
-      <w:r>
-        <w:rPr>
-          <w:rFonts w:asciiTheme="minorEastAsia" w:eastAsiaTheme="minorEastAsia" w:hAnsiTheme="minorEastAsia" w:hint="eastAsia"/>
-          <w:sz w:val="28"/>
-          <w:szCs w:val="28"/>
-          <w:u w:val="single"/>
-        </w:rPr>
-        <w:t>tudent_number</w:t>
-      </w:r>
-      <w:proofErr w:type="spellEnd"/>
-      <w:r>
-        <w:rPr>
-          <w:rFonts w:asciiTheme="minorEastAsia" w:eastAsiaTheme="minorEastAsia" w:hAnsiTheme="minorEastAsia" w:hint="eastAsia"/>
-          <w:sz w:val="28"/>
-          <w:szCs w:val="28"/>
-          <w:u w:val="single"/>
-        </w:rPr>
-        <w:t>}}</w:t>
-      </w:r>
-      <w:r>
-        <w:rPr>
-          <w:rFonts w:asciiTheme="minorEastAsia" w:eastAsiaTheme="minorEastAsia" w:hAnsiTheme="minorEastAsia" w:hint="eastAsia"/>
-          <w:sz w:val="28"/>
-          <w:szCs w:val="28"/>
-        </w:rPr>
-        <w:t xml:space="preserve"> </w:t>
-      </w:r>
-      <w:r>
-        <w:rPr>
-          <w:rFonts w:asciiTheme="minorEastAsia" w:eastAsiaTheme="minorEastAsia" w:hAnsiTheme="minorEastAsia" w:hint="eastAsia"/>
-          <w:sz w:val="28"/>
-          <w:szCs w:val="28"/>
-          <w:u w:val="single"/>
-        </w:rPr>
-        <w:t>校外实习实践单位名称：</w:t>
-      </w:r>
-      <w:r>
-        <w:rPr>
-          <w:rFonts w:asciiTheme="minorEastAsia" w:eastAsiaTheme="minorEastAsia" w:hAnsiTheme="minorEastAsia" w:hint="eastAsia"/>
-          <w:sz w:val="28"/>
-          <w:szCs w:val="28"/>
-          <w:u w:val="single"/>
-        </w:rPr>
-        <w:t>{{</w:t>
-      </w:r>
-      <w:proofErr w:type="spellStart"/>
-      <w:r>
-        <w:rPr>
           <w:rFonts w:asciiTheme="minorEastAsia" w:eastAsiaTheme="minorEastAsia" w:hAnsiTheme="minorEastAsia"/>
           <w:sz w:val="28"/>
           <w:szCs w:val="28"/>
           <w:u w:val="single"/>
         </w:rPr>
-        <w:t>company_name</w:t>
+        <w:t>companyName</w:t>
       </w:r>
       <w:proofErr w:type="spellEnd"/>
       <w:r>
@@ -506,7 +479,7 @@
           <w:szCs w:val="28"/>
           <w:u w:val="single"/>
         </w:rPr>
-        <w:t>start_date</w:t>
+        <w:t>startDate</w:t>
       </w:r>
       <w:proofErr w:type="spellEnd"/>
       <w:r>
@@ -535,7 +508,25 @@
           <w:szCs w:val="28"/>
           <w:u w:val="single"/>
         </w:rPr>
-        <w:t>end_date</w:t>
+        <w:t>end</w:t>
+      </w:r>
+      <w:r>
+        <w:rPr>
+          <w:rFonts w:asciiTheme="minorEastAsia" w:eastAsiaTheme="minorEastAsia" w:hAnsiTheme="minorEastAsia" w:hint="eastAsia"/>
+          <w:sz w:val="28"/>
+          <w:szCs w:val="28"/>
+          <w:u w:val="single"/>
+        </w:rPr>
+        <w:t>D</w:t>
+      </w:r>
+      <w:r>
+        <w:rPr>
+          <w:rFonts w:asciiTheme="minorEastAsia" w:eastAsiaTheme="minorEastAsia" w:hAnsiTheme="minorEastAsia"/>
+          <w:sz w:val="28"/>
+          <w:szCs w:val="28"/>
+          <w:u w:val="single"/>
+        </w:rPr>
+        <w:t>ate</w:t>
       </w:r>
       <w:proofErr w:type="spellEnd"/>
       <w:r>
@@ -2348,7 +2339,7 @@
               <w:pStyle w:val="TableParagraph"/>
               <w:jc w:val="center"/>
               <w:rPr>
-                <w:rFonts w:ascii="Times New Roman" w:hint="eastAsia"/>
+                <w:rFonts w:ascii="Times New Roman"/>
                 <w:sz w:val="21"/>
                 <w:szCs w:val="21"/>
               </w:rPr>
